--- a/Documentation/P3 Testarea senzorilor si a elementelor de actionare.docx
+++ b/Documentation/P3 Testarea senzorilor si a elementelor de actionare.docx
@@ -1039,8 +1039,8 @@
             <v:path o:extrusionok="f" gradientshapeok="t" o:connecttype="rect"/>
             <o:lock v:ext="edit" aspectratio="t"/>
           </v:shapetype>
-          <v:shape id="_x0000_i1025" type="#_x0000_t75" style="width:337.95pt;height:253.6pt">
-            <v:imagedata r:id="rId17" o:title="WhatsApp Image 2026-06-15 at 19.04"/>
+          <v:shape id="_x0000_i1025" type="#_x0000_t75" style="width:338.1pt;height:253.55pt">
+            <v:imagedata r:id="rId17" o:title="WhatsApp Image 2026-06-15 at 19"/>
           </v:shape>
         </w:pict>
       </w:r>
@@ -1073,6 +1073,7 @@
         </w:rPr>
       </w:pPr>
       <w:r>
+        <w:lastRenderedPageBreak/>
         <w:t>La configurarea interfe</w:t>
       </w:r>
       <w:r>
@@ -1122,7 +1123,7 @@
       </w:pPr>
       <w:r>
         <w:pict>
-          <v:shape id="_x0000_i1026" type="#_x0000_t75" style="width:357.3pt;height:234.8pt">
+          <v:shape id="_x0000_i1026" type="#_x0000_t75" style="width:356.85pt;height:234.8pt">
             <v:imagedata r:id="rId18" o:title="Screenshot_2"/>
           </v:shape>
         </w:pict>
@@ -1194,7 +1195,7 @@
       <w:r>
         <w:lastRenderedPageBreak/>
         <w:pict>
-          <v:shape id="_x0000_i1027" type="#_x0000_t75" style="width:357.3pt;height:210.1pt">
+          <v:shape id="_x0000_i1027" type="#_x0000_t75" style="width:356.85pt;height:210.35pt">
             <v:imagedata r:id="rId19" o:title="Screenshot_11"/>
           </v:shape>
         </w:pict>
@@ -1392,6 +1393,7 @@
       <w:r>
         <w:rPr>
           <w:noProof/>
+          <w:lang w:val="en-US"/>
         </w:rPr>
         <w:drawing>
           <wp:inline distT="0" distB="0" distL="0" distR="0" wp14:anchorId="5628F3C7" wp14:editId="5FC54B98">
@@ -1437,16 +1439,7 @@
         <w:jc w:val="center"/>
       </w:pPr>
       <w:r>
-        <w:t>Figura 1</w:t>
-      </w:r>
-      <w:r>
-        <w:t>1</w:t>
-      </w:r>
-      <w:r>
-        <w:t xml:space="preserve">. </w:t>
-      </w:r>
-      <w:r>
-        <w:t>Parametrizarea și calibrarea modelului de măsură.</w:t>
+        <w:t>Figura 11. Parametrizarea și calibrarea modelului de măsură.</w:t>
       </w:r>
     </w:p>
     <w:p>
@@ -1518,16 +1511,7 @@
         <w:jc w:val="center"/>
       </w:pPr>
       <w:r>
-        <w:t>Figura 1</w:t>
-      </w:r>
-      <w:r>
-        <w:t>2</w:t>
-      </w:r>
-      <w:r>
-        <w:t xml:space="preserve">. </w:t>
-      </w:r>
-      <w:r>
-        <w:t>Măsurarea I RMS în timpul testului de placă video (LOAD State, LabVIEW)</w:t>
+        <w:t>Figura 12. Măsurarea I RMS în timpul testului de placă video (LOAD State, LabVIEW)</w:t>
       </w:r>
     </w:p>
     <w:p>
@@ -1605,16 +1589,7 @@
         <w:jc w:val="center"/>
       </w:pPr>
       <w:r>
-        <w:t>Figura 1</w:t>
-      </w:r>
-      <w:r>
-        <w:t>3</w:t>
-      </w:r>
-      <w:r>
-        <w:t xml:space="preserve">. Măsurarea I RMS </w:t>
-      </w:r>
-      <w:r>
-        <w:t>în LOAD State</w:t>
+        <w:t>Figura 13. Măsurarea I RMS în LOAD State</w:t>
       </w:r>
     </w:p>
     <w:p>
@@ -1630,8 +1605,6 @@
         <w:ind w:firstLine="0"/>
         <w:jc w:val="center"/>
       </w:pPr>
-      <w:bookmarkStart w:id="0" w:name="_GoBack"/>
-      <w:bookmarkEnd w:id="0"/>
       <w:r>
         <w:rPr>
           <w:noProof/>
@@ -1695,19 +1668,7 @@
         <w:jc w:val="center"/>
       </w:pPr>
       <w:r>
-        <w:t>Figura 1</w:t>
-      </w:r>
-      <w:r>
-        <w:t>4</w:t>
-      </w:r>
-      <w:r>
-        <w:t xml:space="preserve">. Măsurarea I RMS în </w:t>
-      </w:r>
-      <w:r>
-        <w:t>Idle</w:t>
-      </w:r>
-      <w:r>
-        <w:t xml:space="preserve"> State</w:t>
+        <w:t>Figura 14. Măsurarea I RMS în Idle State</w:t>
       </w:r>
     </w:p>
     <w:p>
@@ -1726,6 +1687,7 @@
       <w:r>
         <w:rPr>
           <w:noProof/>
+          <w:lang w:val="en-US"/>
         </w:rPr>
         <w:drawing>
           <wp:inline distT="0" distB="0" distL="0" distR="0" wp14:anchorId="70F2BEBF" wp14:editId="3A81B944">
@@ -1771,16 +1733,7 @@
         <w:jc w:val="center"/>
       </w:pPr>
       <w:r>
-        <w:t>Figura 1</w:t>
-      </w:r>
-      <w:r>
-        <w:t>5</w:t>
-      </w:r>
-      <w:r>
-        <w:t>. Măsurarea I RMS în Idle State</w:t>
-      </w:r>
-      <w:r>
-        <w:t xml:space="preserve"> (LabVIEW)</w:t>
+        <w:t>Figura 15. Măsurarea I RMS în Idle State (LabVIEW)</w:t>
       </w:r>
     </w:p>
     <w:p>
@@ -2079,7 +2032,7 @@
         <w:rStyle w:val="PageNumber"/>
         <w:noProof/>
       </w:rPr>
-      <w:t>6</w:t>
+      <w:t>10</w:t>
     </w:r>
     <w:r>
       <w:rPr>
@@ -2129,7 +2082,7 @@
         <w:rStyle w:val="PageNumber"/>
         <w:noProof/>
       </w:rPr>
-      <w:t>7</w:t>
+      <w:t>5</w:t>
     </w:r>
     <w:r>
       <w:rPr>
@@ -2250,36 +2203,10 @@
       <w:rPr>
         <w:sz w:val="16"/>
       </w:rPr>
-      <w:t>E</w:t>
+      <w:t>INSTRUMENT VIRTUAL PENTRU ANALIZA CONSUMULUI DE ENERGIE ELECTRICĂ ACTIVĂ REACTIVĂ ȘI APARENTĂ</w:t>
     </w:r>
-    <w:r>
-      <w:rPr>
-        <w:sz w:val="16"/>
-      </w:rPr>
-      <w:t>TICĂ ŞI INTEGRITATE</w:t>
-    </w:r>
-    <w:r>
-      <w:rPr>
-        <w:sz w:val="16"/>
-      </w:rPr>
-      <w:t xml:space="preserve"> ACADEMIC</w:t>
-    </w:r>
-    <w:r>
-      <w:rPr>
-        <w:sz w:val="16"/>
-        <w:lang w:val="ro-RO"/>
-      </w:rPr>
-      <w:t>Ă</w:t>
-    </w:r>
-  </w:p>
-  <w:p>
-    <w:pPr>
-      <w:pStyle w:val="Header"/>
-      <w:jc w:val="center"/>
-      <w:rPr>
-        <w:sz w:val="22"/>
-      </w:rPr>
-    </w:pPr>
+    <w:bookmarkStart w:id="0" w:name="_GoBack"/>
+    <w:bookmarkEnd w:id="0"/>
   </w:p>
 </w:hdr>
 </file>
@@ -4313,18 +4240,18 @@
 </file>
 
 <file path=customXml/item1.xml><?xml version="1.0" encoding="utf-8"?>
-<p:properties xmlns:p="http://schemas.microsoft.com/office/2006/metadata/properties" xmlns:xsi="http://www.w3.org/2001/XMLSchema-instance" xmlns:pc="http://schemas.microsoft.com/office/infopath/2007/PartnerControls">
-  <documentManagement/>
-</p:properties>
-</file>
-
-<file path=customXml/item2.xml><?xml version="1.0" encoding="utf-8"?>
 <?mso-contentType ?>
 <FormTemplates xmlns="http://schemas.microsoft.com/sharepoint/v3/contenttype/forms">
   <Display>DocumentLibraryForm</Display>
   <Edit>DocumentLibraryForm</Edit>
   <New>DocumentLibraryForm</New>
 </FormTemplates>
+</file>
+
+<file path=customXml/item2.xml><?xml version="1.0" encoding="utf-8"?>
+<p:properties xmlns:p="http://schemas.microsoft.com/office/2006/metadata/properties" xmlns:xsi="http://www.w3.org/2001/XMLSchema-instance" xmlns:pc="http://schemas.microsoft.com/office/infopath/2007/PartnerControls">
+  <documentManagement/>
+</p:properties>
 </file>
 
 <file path=customXml/item3.xml><?xml version="1.0" encoding="utf-8"?>
@@ -4470,18 +4397,18 @@
 </file>
 
 <file path=customXml/itemProps1.xml><?xml version="1.0" encoding="utf-8"?>
-<ds:datastoreItem xmlns:ds="http://schemas.openxmlformats.org/officeDocument/2006/customXml" ds:itemID="{55AF1944-BE18-435F-825F-717B22BD9BA8}">
+<ds:datastoreItem xmlns:ds="http://schemas.openxmlformats.org/officeDocument/2006/customXml" ds:itemID="{43379135-5C40-429C-BBA3-04337B5464B5}">
   <ds:schemaRefs>
-    <ds:schemaRef ds:uri="http://schemas.microsoft.com/office/2006/metadata/properties"/>
-    <ds:schemaRef ds:uri="http://schemas.microsoft.com/office/infopath/2007/PartnerControls"/>
+    <ds:schemaRef ds:uri="http://schemas.microsoft.com/sharepoint/v3/contenttype/forms"/>
   </ds:schemaRefs>
 </ds:datastoreItem>
 </file>
 
 <file path=customXml/itemProps2.xml><?xml version="1.0" encoding="utf-8"?>
-<ds:datastoreItem xmlns:ds="http://schemas.openxmlformats.org/officeDocument/2006/customXml" ds:itemID="{43379135-5C40-429C-BBA3-04337B5464B5}">
+<ds:datastoreItem xmlns:ds="http://schemas.openxmlformats.org/officeDocument/2006/customXml" ds:itemID="{55AF1944-BE18-435F-825F-717B22BD9BA8}">
   <ds:schemaRefs>
-    <ds:schemaRef ds:uri="http://schemas.microsoft.com/sharepoint/v3/contenttype/forms"/>
+    <ds:schemaRef ds:uri="http://schemas.microsoft.com/office/2006/metadata/properties"/>
+    <ds:schemaRef ds:uri="http://schemas.microsoft.com/office/infopath/2007/PartnerControls"/>
   </ds:schemaRefs>
 </ds:datastoreItem>
 </file>
@@ -4505,7 +4432,7 @@
 </file>
 
 <file path=customXml/itemProps4.xml><?xml version="1.0" encoding="utf-8"?>
-<ds:datastoreItem xmlns:ds="http://schemas.openxmlformats.org/officeDocument/2006/customXml" ds:itemID="{0CC0A340-26C8-4F76-AB70-5FA27F94175B}">
+<ds:datastoreItem xmlns:ds="http://schemas.openxmlformats.org/officeDocument/2006/customXml" ds:itemID="{847B17EE-7C77-47A9-8A66-86B8AACE737C}">
   <ds:schemaRefs>
     <ds:schemaRef ds:uri="http://schemas.openxmlformats.org/officeDocument/2006/bibliography"/>
   </ds:schemaRefs>
